--- a/a7/build/out/u3/A7 3.T1 Exponent Laws with Variable Bases - Independent Set - Key.docx
+++ b/a7/build/out/u3/A7 3.T1 Exponent Laws with Variable Bases - Independent Set - Key.docx
@@ -547,7 +547,7 @@
             <w:r>
               <w:drawing>
                 <wp:inline xmlns:a="http://schemas.openxmlformats.org/drawingml/2006/main" xmlns:pic="http://schemas.openxmlformats.org/drawingml/2006/picture">
-                  <wp:extent cx="396240" cy="173736"/>
+                  <wp:extent cx="396240" cy="176784"/>
                   <wp:docPr id="5" name="Picture 5"/>
                   <wp:cNvGraphicFramePr>
                     <a:graphicFrameLocks noChangeAspect="1"/>
@@ -556,7 +556,7 @@
                     <a:graphicData uri="http://schemas.openxmlformats.org/drawingml/2006/picture">
                       <pic:pic>
                         <pic:nvPicPr>
-                          <pic:cNvPr id="0" name="855d49e6e8e1ff3b.png"/>
+                          <pic:cNvPr id="0" name="f6f99245bb2dcf46.png"/>
                           <pic:cNvPicPr/>
                         </pic:nvPicPr>
                         <pic:blipFill>
@@ -568,7 +568,7 @@
                         <pic:spPr>
                           <a:xfrm>
                             <a:off x="0" y="0"/>
-                            <a:ext cx="396240" cy="173736"/>
+                            <a:ext cx="396240" cy="176784"/>
                           </a:xfrm>
                           <a:prstGeom prst="rect"/>
                         </pic:spPr>
@@ -587,7 +587,7 @@
             <w:r>
               <w:drawing>
                 <wp:inline xmlns:a="http://schemas.openxmlformats.org/drawingml/2006/main" xmlns:pic="http://schemas.openxmlformats.org/drawingml/2006/picture">
-                  <wp:extent cx="298704" cy="176784"/>
+                  <wp:extent cx="353568" cy="173736"/>
                   <wp:docPr id="6" name="Picture 6"/>
                   <wp:cNvGraphicFramePr>
                     <a:graphicFrameLocks noChangeAspect="1"/>
@@ -596,7 +596,7 @@
                     <a:graphicData uri="http://schemas.openxmlformats.org/drawingml/2006/picture">
                       <pic:pic>
                         <pic:nvPicPr>
-                          <pic:cNvPr id="0" name="0f8b89757c38ce0e.png"/>
+                          <pic:cNvPr id="0" name="935d7a4860ce700e.png"/>
                           <pic:cNvPicPr/>
                         </pic:nvPicPr>
                         <pic:blipFill>
@@ -608,7 +608,7 @@
                         <pic:spPr>
                           <a:xfrm>
                             <a:off x="0" y="0"/>
-                            <a:ext cx="298704" cy="176784"/>
+                            <a:ext cx="353568" cy="173736"/>
                           </a:xfrm>
                           <a:prstGeom prst="rect"/>
                         </pic:spPr>
@@ -631,7 +631,7 @@
                 <w:color w:val="6B6B6B"/>
                 <w:sz w:val="19"/>
               </w:rPr>
-              <w:t>The 3 is raised too.</w:t>
+              <w:t>The 4 is raised too.</w:t>
             </w:r>
           </w:p>
         </w:tc>
